--- a/DoTuAnh_Day25_onepager.docx
+++ b/DoTuAnh_Day25_onepager.docx
@@ -14,7 +14,7 @@
         </w:rPr>
         <w:t>MONETIZATION ONE-PAGER</w:t>
         <w:br/>
-        <w:t>SẢN PHẨM: AI CODE REVIEWER</w:t>
+        <w:t>DỰ ÁN: CODEGUARDIAN AI (AI CODE REVIEWER)</w:t>
       </w:r>
     </w:p>
     <w:p>
